--- a/manuscript/manuscript.docx
+++ b/manuscript/manuscript.docx
@@ -67,7 +67,7 @@
         <w:pStyle w:val="Date"/>
       </w:pPr>
       <w:r>
-        <w:t xml:space="preserve">2026-09-02</w:t>
+        <w:t xml:space="preserve">2026-10-28</w:t>
       </w:r>
     </w:p>
     <w:p>
@@ -268,61 +268,19 @@
         <w:t xml:space="preserve"> </w:t>
       </w:r>
       <w:r>
-        <w:t xml:space="preserve">12 labelled irradiation contrasts with 1 false</w:t>
-      </w:r>
-      <w:r>
-        <w:t xml:space="preserve"> </w:t>
-      </w:r>
-      <w:r>
-        <w:t xml:space="preserve">positives, ordered by dose, and finds no other OSDR plant study carrying the signature.</w:t>
-      </w:r>
-      <w:r>
-        <w:t xml:space="preserve"> </w:t>
-      </w:r>
-      <w:r>
-        <w:t xml:space="preserve">No DREM transcription factor is altered in spaceflight and no flight contrast matches any</w:t>
-      </w:r>
-      <w:r>
-        <w:t xml:space="preserve"> </w:t>
-      </w:r>
-      <w:r>
-        <w:t xml:space="preserve">phase of the radiation trajectory — but the assay’s diagnostic arm needs</w:t>
-      </w:r>
-      <w:r>
-        <w:t xml:space="preserve"> </w:t>
-      </w:r>
-      <w:r>
-        <w:t xml:space="preserve">40 cGy while ISS missions deliver 0.39–2.485 cGy, so that</w:t>
-      </w:r>
-      <w:r>
-        <w:t xml:space="preserve"> </w:t>
-      </w:r>
-      <w:r>
-        <w:t xml:space="preserve">null bounds the effect rather than excluding damage.</w:t>
-      </w:r>
-      <w:r>
-        <w:t xml:space="preserve"> </w:t>
-      </w:r>
-      <w:r>
-        <w:t xml:space="preserve">Of 6 bifurcations in the wild-type model,</w:t>
-      </w:r>
-      <w:r>
-        <w:t xml:space="preserve"> </w:t>
-      </w:r>
-      <w:r>
-        <w:t xml:space="preserve">3 change their top-ranked regulator with the prior — but not</w:t>
-      </w:r>
-      <w:r>
-        <w:t xml:space="preserve"> </w:t>
-      </w:r>
-      <w:r>
-        <w:t xml:space="preserve">the canonical ones: SOG1 ranks first of 478 TFs in wild type under every</w:t>
-      </w:r>
-      <w:r>
-        <w:t xml:space="preserve"> </w:t>
-      </w:r>
-      <w:r>
-        <w:t xml:space="preserve">prior and falls to rank 574 in</w:t>
+        <w:t xml:space="preserve">12 labelled irradiation contrasts, ordered by dose, and calls</w:t>
+      </w:r>
+      <w:r>
+        <w:t xml:space="preserve"> </w:t>
+      </w:r>
+      <w:r>
+        <w:t xml:space="preserve">2 non-radiation contrasts radiation-like: an in-flight 0.38 g</w:t>
+      </w:r>
+      <w:r>
+        <w:t xml:space="preserve"> </w:t>
+      </w:r>
+      <w:r>
+        <w:t xml:space="preserve">centrifuge contrast (OSD-346) and an</w:t>
       </w:r>
       <w:r>
         <w:t xml:space="preserve"> </w:t>
@@ -332,10 +290,83 @@
           <w:i/>
           <w:iCs/>
         </w:rPr>
+        <w:t xml:space="preserve">ARG1</w:t>
+      </w:r>
+      <w:r>
+        <w:t xml:space="preserve"> </w:t>
+      </w:r>
+      <w:r>
+        <w:t xml:space="preserve">knockout (OSD-147).</w:t>
+      </w:r>
+      <w:r>
+        <w:t xml:space="preserve"> </w:t>
+      </w:r>
+      <w:r>
+        <w:t xml:space="preserve">No DREM transcription factor is altered in spaceflight and no flight contrast matches any</w:t>
+      </w:r>
+      <w:r>
+        <w:t xml:space="preserve"> </w:t>
+      </w:r>
+      <w:r>
+        <w:t xml:space="preserve">phase of the radiation trajectory — but the assay’s diagnostic arm needs</w:t>
+      </w:r>
+      <w:r>
+        <w:t xml:space="preserve"> </w:t>
+      </w:r>
+      <w:r>
+        <w:t xml:space="preserve">40 cGy while ISS missions deliver 0.39–2.485 cGy, so that</w:t>
+      </w:r>
+      <w:r>
+        <w:t xml:space="preserve"> </w:t>
+      </w:r>
+      <w:r>
+        <w:t xml:space="preserve">null bounds the effect rather than excluding damage.</w:t>
+      </w:r>
+      <w:r>
+        <w:t xml:space="preserve"> </w:t>
+      </w:r>
+      <w:r>
+        <w:t xml:space="preserve">Of 6 bifurcations in the wild-type model,</w:t>
+      </w:r>
+      <w:r>
+        <w:t xml:space="preserve"> </w:t>
+      </w:r>
+      <w:r>
+        <w:t xml:space="preserve">3 change their top-ranked regulator with the prior — but not</w:t>
+      </w:r>
+      <w:r>
+        <w:t xml:space="preserve"> </w:t>
+      </w:r>
+      <w:r>
+        <w:t xml:space="preserve">the canonical ones: SOG1 ranks first of 479 TFs in wild type under every</w:t>
+      </w:r>
+      <w:r>
+        <w:t xml:space="preserve"> </w:t>
+      </w:r>
+      <w:r>
+        <w:t xml:space="preserve">prior and falls to rank 294 in</w:t>
+      </w:r>
+      <w:r>
+        <w:t xml:space="preserve"> </w:t>
+      </w:r>
+      <w:r>
+        <w:rPr>
+          <w:i/>
+          <w:iCs/>
+        </w:rPr>
         <w:t xml:space="preserve">sog1-1</w:t>
       </w:r>
       <w:r>
-        <w:t xml:space="preserve">. Attribution moves</w:t>
+        <w:t xml:space="preserve"> </w:t>
+      </w:r>
+      <w:r>
+        <w:t xml:space="preserve">under the</w:t>
+      </w:r>
+      <w:r>
+        <w:t xml:space="preserve"> </w:t>
+      </w:r>
+      <w:r>
+        <w:t xml:space="preserve">cell-type-weighted prior. Attribution moves</w:t>
       </w:r>
       <w:r>
         <w:t xml:space="preserve"> </w:t>
@@ -1475,7 +1506,7 @@
         <w:t xml:space="preserve"> </w:t>
       </w:r>
       <w:r>
-        <w:t xml:space="preserve">(Lee et al. 2023)</w:t>
+        <w:t xml:space="preserve">(Lee et al. 2025)</w:t>
       </w:r>
       <w:r>
         <w:t xml:space="preserve">, which provides</w:t>
@@ -3284,7 +3315,42 @@
         <w:t xml:space="preserve"> </w:t>
       </w:r>
       <w:r>
-        <w:t xml:space="preserve">3 timepoints (4, 6 and 8 d) across four ecotypes. It is reported as</w:t>
+        <w:t xml:space="preserve">3 timepoints (4, 6 and 8 d) across two ecotypes (Col-0 and WS) and</w:t>
+      </w:r>
+      <w:r>
+        <w:t xml:space="preserve"> </w:t>
+      </w:r>
+      <w:r>
+        <w:t xml:space="preserve">two root-skewing mutants (</w:t>
+      </w:r>
+      <w:r>
+        <w:rPr>
+          <w:i/>
+          <w:iCs/>
+        </w:rPr>
+        <w:t xml:space="preserve">sku5</w:t>
+      </w:r>
+      <w:r>
+        <w:t xml:space="preserve"> </w:t>
+      </w:r>
+      <w:r>
+        <w:t xml:space="preserve">in WS,</w:t>
+      </w:r>
+      <w:r>
+        <w:t xml:space="preserve"> </w:t>
+      </w:r>
+      <w:r>
+        <w:rPr>
+          <w:i/>
+          <w:iCs/>
+        </w:rPr>
+        <w:t xml:space="preserve">sku6</w:t>
+      </w:r>
+      <w:r>
+        <w:t xml:space="preserve"> </w:t>
+      </w:r>
+      <w:r>
+        <w:t xml:space="preserve">in Col-0). It is reported as</w:t>
       </w:r>
       <w:r>
         <w:t xml:space="preserve"> </w:t>
@@ -3430,13 +3496,13 @@
         <w:t xml:space="preserve"> </w:t>
       </w:r>
       <w:r>
-        <w:t xml:space="preserve">the same genes are flat, with only</w:t>
-      </w:r>
-      <w:r>
-        <w:t xml:space="preserve"> </w:t>
-      </w:r>
-      <w:r>
-        <w:t xml:space="preserve">4 reaching 2-fold and RAD51 losing almost all of its induction.</w:t>
+        <w:t xml:space="preserve">the early response is absent: no sentinel reaches 2-fold before 24 h,</w:t>
+      </w:r>
+      <w:r>
+        <w:t xml:space="preserve"> </w:t>
+      </w:r>
+      <w:r>
+        <w:t xml:space="preserve">when only 4 do, and RAD51 loses almost all of its induction.</w:t>
       </w:r>
       <w:r>
         <w:t xml:space="preserve"> </w:t>
@@ -3540,7 +3606,7 @@
         <w:t xml:space="preserve"> </w:t>
       </w:r>
       <w:r>
-        <w:t xml:space="preserve">rise–peak–decay curve; the same genes are flat in</w:t>
+        <w:t xml:space="preserve">rise–peak–decay curve; in</w:t>
       </w:r>
       <w:r>
         <w:t xml:space="preserve"> </w:t>
@@ -3553,7 +3619,10 @@
         <w:t xml:space="preserve">sog1-1</w:t>
       </w:r>
       <w:r>
-        <w:t xml:space="preserve">. No step in the</w:t>
+        <w:t xml:space="preserve"> </w:t>
+      </w:r>
+      <w:r>
+        <w:t xml:space="preserve">none reaches 2-fold before 24 h. No step in the</w:t>
       </w:r>
       <w:r>
         <w:t xml:space="preserve"> </w:t>
@@ -4161,56 +4230,94 @@
         <w:t xml:space="preserve">FUS3</w:t>
       </w:r>
       <w:r>
-        <w:t xml:space="preserve">, ANAC079, ANAC058, ANAC038 and</w:t>
-      </w:r>
-      <w:r>
-        <w:t xml:space="preserve"> </w:t>
-      </w:r>
-      <w:r>
-        <w:t xml:space="preserve">ANAC029, together with AT1G04880 — and every one of them has its expression maximum in a</w:t>
-      </w:r>
-      <w:r>
-        <w:t xml:space="preserve"> </w:t>
-      </w:r>
-      <w:r>
-        <w:t xml:space="preserve">silique or developing-seed cluster. The Bourbousse experiment irradiated</w:t>
-      </w:r>
-      <w:r>
-        <w:t xml:space="preserve"> </w:t>
+        <w:t xml:space="preserve">, ANAC079, ANAC058, ANAC038,</w:t>
+      </w:r>
+      <w:r>
+        <w:t xml:space="preserve"> </w:t>
+      </w:r>
+      <w:r>
+        <w:t xml:space="preserve">AT1G04880 and ANAC029. Four of the six (</w:t>
       </w:r>
       <w:r>
         <w:rPr>
           <w:i/>
           <w:iCs/>
         </w:rPr>
+        <w:t xml:space="preserve">FUS3</w:t>
+      </w:r>
+      <w:r>
+        <w:t xml:space="preserve">, ANAC079, ANAC058, ANAC029) have their</w:t>
+      </w:r>
+      <w:r>
+        <w:t xml:space="preserve"> </w:t>
+      </w:r>
+      <w:r>
+        <w:t xml:space="preserve">expression maximum in a silique cluster; ANAC038 peaks in a 9-day seedling cluster and</w:t>
+      </w:r>
+      <w:r>
+        <w:t xml:space="preserve"> </w:t>
+      </w:r>
+      <w:r>
+        <w:t xml:space="preserve">AT1G04880 in a flower cluster. The Bourbousse experiment irradiated</w:t>
+      </w:r>
+      <w:r>
+        <w:t xml:space="preserve"> </w:t>
+      </w:r>
+      <w:r>
+        <w:rPr>
+          <w:i/>
+          <w:iCs/>
+        </w:rPr>
         <w:t xml:space="preserve">seedlings</w:t>
       </w:r>
       <w:r>
-        <w:t xml:space="preserve">.</w:t>
-      </w:r>
-      <w:r>
-        <w:t xml:space="preserve"> </w:t>
-      </w:r>
-      <w:r>
-        <w:t xml:space="preserve">DAP-seq reports that these factors can bind their motifs, but they are not present in the</w:t>
-      </w:r>
-      <w:r>
-        <w:t xml:space="preserve"> </w:t>
-      </w:r>
-      <w:r>
-        <w:t xml:space="preserve">tissue being assayed, and the atlas removes them from contention. The regulators promoted</w:t>
-      </w:r>
-      <w:r>
-        <w:t xml:space="preserve"> </w:t>
-      </w:r>
-      <w:r>
-        <w:t xml:space="preserve">in relative terms — TCP1, LEP, STZ, FAR1, WRKY59, ERF4 — peak instead in rosette and</w:t>
-      </w:r>
-      <w:r>
-        <w:t xml:space="preserve"> </w:t>
-      </w:r>
-      <w:r>
-        <w:t xml:space="preserve">15-day seedling clusters, which is the tissue actually in the tube.</w:t>
+        <w:t xml:space="preserve">, so for</w:t>
+      </w:r>
+      <w:r>
+        <w:t xml:space="preserve"> </w:t>
+      </w:r>
+      <w:r>
+        <w:t xml:space="preserve">the four silique-restricted factors DAP-seq reports that they can bind their motifs while</w:t>
+      </w:r>
+      <w:r>
+        <w:t xml:space="preserve"> </w:t>
+      </w:r>
+      <w:r>
+        <w:t xml:space="preserve">the atlas says they are not present in the tissue being assayed. At the script’s own</w:t>
+      </w:r>
+      <w:r>
+        <w:t xml:space="preserve"> </w:t>
+      </w:r>
+      <w:r>
+        <w:t xml:space="preserve">threshold of a 0.1 change relative to the median TF, three regulators are demoted</w:t>
+      </w:r>
+      <w:r>
+        <w:t xml:space="preserve"> </w:t>
+      </w:r>
+      <w:r>
+        <w:t xml:space="preserve">(</w:t>
+      </w:r>
+      <w:r>
+        <w:rPr>
+          <w:i/>
+          <w:iCs/>
+        </w:rPr>
+        <w:t xml:space="preserve">FUS3</w:t>
+      </w:r>
+      <w:r>
+        <w:t xml:space="preserve">, ANAC079, ANAC058) and one is promoted (TCP1, peaking in a 30-day rosette</w:t>
+      </w:r>
+      <w:r>
+        <w:t xml:space="preserve"> </w:t>
+      </w:r>
+      <w:r>
+        <w:t xml:space="preserve">cluster); the next five (LEP, STZ, FAR1, WRKY59, ERF4) shrink only slightly less than the</w:t>
+      </w:r>
+      <w:r>
+        <w:t xml:space="preserve"> </w:t>
+      </w:r>
+      <w:r>
+        <w:t xml:space="preserve">median, and four of them peak in 15-day seedling clusters, WRKY59 in a silique cluster.</w:t>
       </w:r>
     </w:p>
     <w:p>
@@ -4626,7 +4733,43 @@
         <w:pStyle w:val="FirstParagraph"/>
       </w:pPr>
       <w:r>
-        <w:t xml:space="preserve">The cohort’s built-in positive control is decisive. Under all three priors, SOG1 ranks</w:t>
+        <w:t xml:space="preserve">The cohort’s built-in positive control is decisive. Ranks are taken among the</w:t>
+      </w:r>
+      <w:r>
+        <w:t xml:space="preserve"> </w:t>
+      </w:r>
+      <w:r>
+        <w:t xml:space="preserve">479 TFs DREM scores, after collapsing each split to one score per TF (its best</w:t>
+      </w:r>
+      <w:r>
+        <w:t xml:space="preserve"> </w:t>
+      </w:r>
+      <w:r>
+        <w:t xml:space="preserve">branch;</w:t>
+      </w:r>
+      <w:r>
+        <w:t xml:space="preserve"> </w:t>
+      </w:r>
+      <w:r>
+        <w:rPr>
+          <w:rStyle w:val="VerbatimChar"/>
+        </w:rPr>
+        <w:t xml:space="preserve">scripts/10b_genotype_rank_per_tf.py</w:t>
+      </w:r>
+      <w:r>
+        <w:t xml:space="preserve">), because a one-versus-others split</w:t>
+      </w:r>
+      <w:r>
+        <w:t xml:space="preserve"> </w:t>
+      </w:r>
+      <w:r>
+        <w:t xml:space="preserve">lists every TF once per branch (1</w:t>
+      </w:r>
+      <w:r>
+        <w:t xml:space="preserve">,</w:t>
+      </w:r>
+      <w:r>
+        <w:t xml:space="preserve">437 rows). Under all three priors, SOG1 ranks</w:t>
       </w:r>
       <w:r>
         <w:t xml:space="preserve"> </w:t>
@@ -4642,7 +4785,7 @@
         <w:t xml:space="preserve"> </w:t>
       </w:r>
       <w:r>
-        <w:t xml:space="preserve">of the 478 scored TFs in the wild-type model. In</w:t>
+        <w:t xml:space="preserve">in the wild-type model. In</w:t>
       </w:r>
       <w:r>
         <w:t xml:space="preserve"> </w:t>
@@ -4658,13 +4801,25 @@
         <w:t xml:space="preserve"> </w:t>
       </w:r>
       <w:r>
-        <w:t xml:space="preserve">it collapses — to rank 404 under the flat prior and</w:t>
-      </w:r>
-      <w:r>
-        <w:t xml:space="preserve"> </w:t>
-      </w:r>
-      <w:r>
-        <w:t xml:space="preserve">574 under the cell-type-weighted prior (Table </w:t>
+        <w:t xml:space="preserve">it collapses — to rank</w:t>
+      </w:r>
+      <w:r>
+        <w:t xml:space="preserve"> </w:t>
+      </w:r>
+      <w:r>
+        <w:t xml:space="preserve">233 under the flat prior and 294 under the</w:t>
+      </w:r>
+      <w:r>
+        <w:t xml:space="preserve"> </w:t>
+      </w:r>
+      <w:r>
+        <w:t xml:space="preserve">cell-type-weighted prior — and falls less far, to rank 6, under</w:t>
+      </w:r>
+      <w:r>
+        <w:t xml:space="preserve"> </w:t>
+      </w:r>
+      <w:r>
+        <w:t xml:space="preserve">the binding prior (Table </w:t>
       </w:r>
       <w:hyperlink w:anchor="tab:genotype">
         <w:r>
@@ -4675,19 +4830,25 @@
         </w:r>
       </w:hyperlink>
       <w:r>
-        <w:t xml:space="preserve">).</w:t>
-      </w:r>
-      <w:r>
-        <w:t xml:space="preserve"> </w:t>
-      </w:r>
-      <w:r>
-        <w:t xml:space="preserve">MYB3R1 ranks 2 in wild type and is retained in the mutant, as</w:t>
-      </w:r>
-      <w:r>
-        <w:t xml:space="preserve"> </w:t>
-      </w:r>
-      <w:r>
-        <w:t xml:space="preserve">expected for a repressor whose activity does not depend on SOG1.</w:t>
+        <w:t xml:space="preserve">). MYB3R1 ranks 2,</w:t>
+      </w:r>
+      <w:r>
+        <w:t xml:space="preserve"> </w:t>
+      </w:r>
+      <w:r>
+        <w:t xml:space="preserve">1 and 5 in wild type and</w:t>
+      </w:r>
+      <w:r>
+        <w:t xml:space="preserve"> </w:t>
+      </w:r>
+      <w:r>
+        <w:t xml:space="preserve">1, 1 and 6 in</w:t>
+      </w:r>
+      <w:r>
+        <w:t xml:space="preserve"> </w:t>
+      </w:r>
+      <w:r>
+        <w:t xml:space="preserve">the mutant, as expected for a repressor whose activity does not depend on SOG1.</w:t>
       </w:r>
     </w:p>
     <w:p>
@@ -4740,13 +4901,19 @@
         <w:pStyle w:val="TableCaption"/>
       </w:pPr>
       <w:r>
-        <w:t xml:space="preserve">SOG1 rank among 478 scored transcription factors. Lower is more</w:t>
-      </w:r>
-      <w:r>
-        <w:t xml:space="preserve"> </w:t>
-      </w:r>
-      <w:r>
-        <w:t xml:space="preserve">significant; the mutant is the negative control.</w:t>
+        <w:t xml:space="preserve">SOG1 rank among the 479 transcription factors DREM scores, one</w:t>
+      </w:r>
+      <w:r>
+        <w:t xml:space="preserve"> </w:t>
+      </w:r>
+      <w:r>
+        <w:t xml:space="preserve">score per TF per split (its best branch), best split shown. Lower is more significant; the</w:t>
+      </w:r>
+      <w:r>
+        <w:t xml:space="preserve"> </w:t>
+      </w:r>
+      <w:r>
+        <w:t xml:space="preserve">mutant is the negative control.</w:t>
       </w:r>
     </w:p>
     <w:tbl>
@@ -4754,7 +4921,7 @@
         <w:tblStyle w:val="Table"/>
         <w:tblW w:type="auto" w:w="0"/>
         <w:tblLook w:firstRow="1" w:lastRow="0" w:firstColumn="0" w:lastColumn="0" w:noHBand="0" w:noVBand="0" w:val="0020"/>
-        <w:tblCaption w:val="SOG1 rank among 478 scored transcription factors. Lower is more significant; the mutant is the negative control."/>
+        <w:tblCaption w:val="SOG1 rank among the 479 transcription factors DREM scores, one score per TF per split (its best branch), best split shown. Lower is more significant; the mutant is the negative control."/>
       </w:tblPr>
       <w:tblGrid>
         <w:gridCol w:w="2640"/>
@@ -4839,7 +5006,45 @@
               <w:jc w:val="right"/>
             </w:pPr>
             <w:r>
-              <w:t xml:space="preserve">404</w:t>
+              <w:t xml:space="preserve">233</w:t>
+            </w:r>
+          </w:p>
+        </w:tc>
+      </w:tr>
+      <w:tr>
+        <w:tc>
+          <w:tcPr/>
+          <w:p>
+            <w:pPr>
+              <w:pStyle w:val="Compact"/>
+              <w:jc w:val="left"/>
+            </w:pPr>
+            <w:r>
+              <w:t xml:space="preserve">binding</w:t>
+            </w:r>
+          </w:p>
+        </w:tc>
+        <w:tc>
+          <w:tcPr/>
+          <w:p>
+            <w:pPr>
+              <w:pStyle w:val="Compact"/>
+              <w:jc w:val="right"/>
+            </w:pPr>
+            <w:r>
+              <w:t xml:space="preserve">1</w:t>
+            </w:r>
+          </w:p>
+        </w:tc>
+        <w:tc>
+          <w:tcPr/>
+          <w:p>
+            <w:pPr>
+              <w:pStyle w:val="Compact"/>
+              <w:jc w:val="right"/>
+            </w:pPr>
+            <w:r>
+              <w:t xml:space="preserve">6</w:t>
             </w:r>
           </w:p>
         </w:tc>
@@ -4877,7 +5082,7 @@
               <w:jc w:val="right"/>
             </w:pPr>
             <w:r>
-              <w:t xml:space="preserve">574</w:t>
+              <w:t xml:space="preserve">294</w:t>
             </w:r>
           </w:p>
         </w:tc>
@@ -5654,13 +5859,13 @@
     </w:p>
     <w:bookmarkEnd w:id="55"/>
     <w:bookmarkEnd w:id="56"/>
-    <w:bookmarkStart w:id="57" w:name="X30930f0a3ba3f5562dc50e332d1fc7391ac1aec"/>
+    <w:bookmarkStart w:id="57" w:name="X4127f41e279970f4452cad5b334f7fb11ea7c16"/>
     <w:p>
       <w:pPr>
         <w:pStyle w:val="Heading2"/>
       </w:pPr>
       <w:r>
-        <w:t xml:space="preserve">No other OSDR plant study carries the signature</w:t>
+        <w:t xml:space="preserve">Two non-radiation contrasts cross the threshold</w:t>
       </w:r>
     </w:p>
     <w:p>
@@ -5668,25 +5873,159 @@
         <w:pStyle w:val="FirstParagraph"/>
       </w:pPr>
       <w:r>
-        <w:t xml:space="preserve">1 non-radiation contrasts reach the threshold. Spaceflight, altered</w:t>
-      </w:r>
-      <w:r>
-        <w:t xml:space="preserve"> </w:t>
-      </w:r>
-      <w:r>
-        <w:t xml:space="preserve">gravity, and every mutant and treatment contrast in the repository fail it. On this</w:t>
-      </w:r>
-      <w:r>
-        <w:t xml:space="preserve"> </w:t>
-      </w:r>
-      <w:r>
-        <w:t xml:space="preserve">evidence, and within the limits set out below, spaceflight in these datasets does not</w:t>
-      </w:r>
-      <w:r>
-        <w:t xml:space="preserve"> </w:t>
-      </w:r>
-      <w:r>
-        <w:t xml:space="preserve">elicit the acute SOG1-dependent DNA-damage transcriptional programme.</w:t>
+        <w:t xml:space="preserve">2 non-radiation contrasts are called radiation-like. One is an</w:t>
+      </w:r>
+      <w:r>
+        <w:t xml:space="preserve"> </w:t>
+      </w:r>
+      <w:r>
+        <w:t xml:space="preserve">exposure: the 0.38 g in-flight centrifuge level of OSD-346, scored against the onboard</w:t>
+      </w:r>
+      <w:r>
+        <w:t xml:space="preserve"> </w:t>
+      </w:r>
+      <w:r>
+        <w:t xml:space="preserve">1 g centrifuge (index 3.53); it is the single false positive among</w:t>
+      </w:r>
+      <w:r>
+        <w:t xml:space="preserve"> </w:t>
+      </w:r>
+      <w:r>
+        <w:t xml:space="preserve">49 other exposures counted above. The other is a genotype contrast, the</w:t>
+      </w:r>
+      <w:r>
+        <w:t xml:space="preserve"> </w:t>
+      </w:r>
+      <w:r>
+        <w:rPr>
+          <w:i/>
+          <w:iCs/>
+        </w:rPr>
+        <w:t xml:space="preserve">ARG1</w:t>
+      </w:r>
+      <w:r>
+        <w:t xml:space="preserve"> </w:t>
+      </w:r>
+      <w:r>
+        <w:t xml:space="preserve">knockout in OSD-147 (index 3.23). Every other spaceflight,</w:t>
+      </w:r>
+      <w:r>
+        <w:t xml:space="preserve"> </w:t>
+      </w:r>
+      <w:r>
+        <w:t xml:space="preserve">altered-gravity, mutant and treatment contrast fails the threshold, including the other</w:t>
+      </w:r>
+      <w:r>
+        <w:t xml:space="preserve"> </w:t>
+      </w:r>
+      <w:r>
+        <w:t xml:space="preserve">five partial-gravity levels and the microgravity level of OSD-346. On this evidence, and</w:t>
+      </w:r>
+      <w:r>
+        <w:t xml:space="preserve"> </w:t>
+      </w:r>
+      <w:r>
+        <w:t xml:space="preserve">within the limits set out below, spaceflight in these datasets does not elicit the acute</w:t>
+      </w:r>
+      <w:r>
+        <w:t xml:space="preserve"> </w:t>
+      </w:r>
+      <w:r>
+        <w:t xml:space="preserve">SOG1-dependent DNA-damage transcriptional programme. The isolated OSD-346 0.38 g call is</w:t>
+      </w:r>
+      <w:r>
+        <w:t xml:space="preserve"> </w:t>
+      </w:r>
+      <w:r>
+        <w:t xml:space="preserve">not reproduced by its neighbouring gravity levels and is reported rather than interpreted;</w:t>
+      </w:r>
+      <w:r>
+        <w:t xml:space="preserve"> </w:t>
+      </w:r>
+      <w:r>
+        <w:t xml:space="preserve">it is also provisional, because the control pattern that admits the onboard 1 g</w:t>
+      </w:r>
+      <w:r>
+        <w:t xml:space="preserve"> </w:t>
+      </w:r>
+      <w:r>
+        <w:t xml:space="preserve">centrifuge also matches</w:t>
+      </w:r>
+      <w:r>
+        <w:t xml:space="preserve"> </w:t>
+      </w:r>
+      <w:r>
+        <w:t xml:space="preserve">“0.1G by centrifugation”</w:t>
+      </w:r>
+      <w:r>
+        <w:t xml:space="preserve">, so OSD-346’s control pool mixes 1 g</w:t>
+      </w:r>
+      <w:r>
+        <w:t xml:space="preserve"> </w:t>
+      </w:r>
+      <w:r>
+        <w:t xml:space="preserve">and 0.1 g samples (and</w:t>
+      </w:r>
+      <w:r>
+        <w:t xml:space="preserve"> </w:t>
+      </w:r>
+      <w:r>
+        <w:rPr>
+          <w:i/>
+          <w:iCs/>
+        </w:rPr>
+        <w:t xml:space="preserve">phyA</w:t>
+      </w:r>
+      <w:r>
+        <w:t xml:space="preserve"> </w:t>
+      </w:r>
+      <w:r>
+        <w:t xml:space="preserve">with</w:t>
+      </w:r>
+      <w:r>
+        <w:t xml:space="preserve"> </w:t>
+      </w:r>
+      <w:r>
+        <w:rPr>
+          <w:i/>
+          <w:iCs/>
+        </w:rPr>
+        <w:t xml:space="preserve">phyB</w:t>
+      </w:r>
+      <w:r>
+        <w:t xml:space="preserve"> </w:t>
+      </w:r>
+      <w:r>
+        <w:t xml:space="preserve">mutants, while the 0.38 g samples</w:t>
+      </w:r>
+      <w:r>
+        <w:t xml:space="preserve"> </w:t>
+      </w:r>
+      <w:r>
+        <w:t xml:space="preserve">are all</w:t>
+      </w:r>
+      <w:r>
+        <w:t xml:space="preserve"> </w:t>
+      </w:r>
+      <w:r>
+        <w:rPr>
+          <w:i/>
+          <w:iCs/>
+        </w:rPr>
+        <w:t xml:space="preserve">phyA</w:t>
+      </w:r>
+      <w:r>
+        <w:t xml:space="preserve">).</w:t>
+      </w:r>
+      <w:r>
+        <w:t xml:space="preserve"> </w:t>
+      </w:r>
+      <w:r>
+        <w:rPr>
+          <w:b/>
+          <w:bCs/>
+        </w:rPr>
+        <w:t xml:space="preserve">TODO: re-score OSD-346 with the 1 g level alone.</w:t>
       </w:r>
     </w:p>
     <w:p>
@@ -5754,24 +6093,13 @@
         <w:t xml:space="preserve"> </w:t>
       </w:r>
       <w:r>
-        <w:t xml:space="preserve">Affymetrix studies and the onboard-centrifuge gravity series, reported a flight MYB3R-arm</w:t>
-      </w:r>
-      <w:r>
-        <w:t xml:space="preserve"> </w:t>
-      </w:r>
-      <w:r>
-        <w:t xml:space="preserve">mean of</w:t>
-      </w:r>
-      <w:r>
-        <w:t xml:space="preserve"> </w:t>
-      </w:r>
-      <m:oMath>
-        <m:r>
-          <m:t>5.19</m:t>
-        </m:r>
-      </m:oMath>
-      <w:r>
-        <w:t xml:space="preserve">. That value did not survive the larger corpus and is corrected here. The</w:t>
+        <w:t xml:space="preserve">Affymetrix studies and the onboard-centrifuge gravity series, reported a much larger flight</w:t>
+      </w:r>
+      <w:r>
+        <w:t xml:space="preserve"> </w:t>
+      </w:r>
+      <w:r>
+        <w:t xml:space="preserve">MYB3R-arm mean. That value did not survive the larger corpus and is corrected here. The</w:t>
       </w:r>
       <w:r>
         <w:t xml:space="preserve"> </w:t>
@@ -5835,13 +6163,13 @@
         <w:t xml:space="preserve"> </w:t>
       </w:r>
       <w:r>
-        <w:t xml:space="preserve">1G-centrifuge control (which recovers OSD-251 and OSD-346, the only studies with a</w:t>
-      </w:r>
-      <w:r>
-        <w:t xml:space="preserve"> </w:t>
-      </w:r>
-      <w:r>
-        <w:t xml:space="preserve">within-flight gravity gradient) and reading GeneLab’s Affymetrix tables, which carry AGI</w:t>
+        <w:t xml:space="preserve">1G-centrifuge control (which recovers OSD-251 and OSD-346, all-flight gravity-gradient</w:t>
+      </w:r>
+      <w:r>
+        <w:t xml:space="preserve"> </w:t>
+      </w:r>
+      <w:r>
+        <w:t xml:space="preserve">studies whose only control is that centrifuge) and reading GeneLab’s Affymetrix tables, which carry AGI</w:t>
       </w:r>
       <w:r>
         <w:t xml:space="preserve"> </w:t>
@@ -5886,7 +6214,31 @@
         <w:t xml:space="preserve"> </w:t>
       </w:r>
       <w:r>
-        <w:t xml:space="preserve">14 missions.</w:t>
+        <w:t xml:space="preserve">14 mission groups. One of those groups is an</w:t>
+      </w:r>
+      <w:r>
+        <w:t xml:space="preserve"> </w:t>
+      </w:r>
+      <w:r>
+        <w:t xml:space="preserve">“unknown”</w:t>
+      </w:r>
+      <w:r>
+        <w:t xml:space="preserve"> </w:t>
+      </w:r>
+      <w:r>
+        <w:t xml:space="preserve">bucket holding</w:t>
+      </w:r>
+      <w:r>
+        <w:t xml:space="preserve"> </w:t>
+      </w:r>
+      <w:r>
+        <w:t xml:space="preserve">OSD-428 and OSD-434, the two F-104 Starfighter parabolic flights, which OSDR records</w:t>
+      </w:r>
+      <w:r>
+        <w:t xml:space="preserve"> </w:t>
+      </w:r>
+      <w:r>
+        <w:t xml:space="preserve">without a mission name.</w:t>
       </w:r>
     </w:p>
     <w:p>
@@ -5999,7 +6351,25 @@
         <w:t xml:space="preserve"> </w:t>
       </w:r>
       <w:r>
-        <w:t xml:space="preserve">missions, not 41 contrasts.</w:t>
+        <w:t xml:space="preserve">mission groups (including the</w:t>
+      </w:r>
+      <w:r>
+        <w:t xml:space="preserve"> </w:t>
+      </w:r>
+      <w:r>
+        <w:t xml:space="preserve">“unknown”</w:t>
+      </w:r>
+      <w:r>
+        <w:t xml:space="preserve"> </w:t>
+      </w:r>
+      <w:r>
+        <w:t xml:space="preserve">parabolic-flight bucket), not</w:t>
+      </w:r>
+      <w:r>
+        <w:t xml:space="preserve"> </w:t>
+      </w:r>
+      <w:r>
+        <w:t xml:space="preserve">41 contrasts.</w:t>
       </w:r>
     </w:p>
     <w:p>
@@ -6297,13 +6667,19 @@
         <w:t xml:space="preserve"> </w:t>
       </w:r>
       <w:r>
-        <w:t xml:space="preserve">each mission returned a null</w:t>
-      </w:r>
-      <w:r>
-        <w:t xml:space="preserve"> </w:t>
-      </w:r>
-      <w:r>
-        <w:t xml:space="preserve">AUC of</w:t>
+        <w:t xml:space="preserve">each mission cannot produce a</w:t>
+      </w:r>
+      <w:r>
+        <w:t xml:space="preserve"> </w:t>
+      </w:r>
+      <w:r>
+        <w:t xml:space="preserve">null: a mission’s label is constant within it, so every within-mission shuffle leaves the</w:t>
+      </w:r>
+      <w:r>
+        <w:t xml:space="preserve"> </w:t>
+      </w:r>
+      <w:r>
+        <w:t xml:space="preserve">labels, and therefore the AUC, unchanged (an earlier run recorded</w:t>
       </w:r>
       <w:r>
         <w:t xml:space="preserve"> </w:t>
@@ -6323,16 +6699,20 @@
         </m:r>
       </m:oMath>
       <w:r>
-        <w:t xml:space="preserve"> </w:t>
-      </w:r>
-      <w:r>
-        <w:t xml:space="preserve">— identical to the observed value — because a mission’s label is</w:t>
-      </w:r>
-      <w:r>
-        <w:t xml:space="preserve"> </w:t>
-      </w:r>
-      <w:r>
-        <w:t xml:space="preserve">constant within it, so shuffling inside a group changes nothing. The exchangeable unit in</w:t>
+        <w:t xml:space="preserve">;</w:t>
+      </w:r>
+      <w:r>
+        <w:t xml:space="preserve"> </w:t>
+      </w:r>
+      <w:r>
+        <w:rPr>
+          <w:b/>
+          <w:bCs/>
+        </w:rPr>
+        <w:t xml:space="preserve">TODO: no current output file holds that value</w:t>
+      </w:r>
+      <w:r>
+        <w:t xml:space="preserve">). The exchangeable unit in</w:t>
       </w:r>
       <w:r>
         <w:t xml:space="preserve"> </w:t>
@@ -7419,13 +7799,13 @@
         <w:t xml:space="preserve"> </w:t>
       </w:r>
       <w:r>
-        <w:t xml:space="preserve">irradiations in different laboratories agree:</w:t>
-      </w:r>
-      <w:r>
-        <w:t xml:space="preserve"> </w:t>
-      </w:r>
-      <w:r>
-        <w:t xml:space="preserve">mean</w:t>
+        <w:t xml:space="preserve">irradiation contrasts from different accessions</w:t>
+      </w:r>
+      <w:r>
+        <w:t xml:space="preserve"> </w:t>
+      </w:r>
+      <w:r>
+        <w:t xml:space="preserve">agree: mean</w:t>
       </w:r>
       <w:r>
         <w:t xml:space="preserve"> </w:t>
@@ -7451,7 +7831,19 @@
         <w:t xml:space="preserve"> </w:t>
       </w:r>
       <w:r>
-        <w:t xml:space="preserve">over 15 pairs, ranging from</w:t>
+        <w:t xml:space="preserve">over 15 pairs of the six</w:t>
+      </w:r>
+      <w:r>
+        <w:t xml:space="preserve"> </w:t>
+      </w:r>
+      <w:r>
+        <w:t xml:space="preserve">low-LET photon contrasts, six of those pairs being within the single Bourbousse experiment</w:t>
+      </w:r>
+      <w:r>
+        <w:t xml:space="preserve"> </w:t>
+      </w:r>
+      <w:r>
+        <w:t xml:space="preserve">(OSD-498, 502, 508, 510) and nine crossing laboratories, ranging from</w:t>
       </w:r>
       <w:r>
         <w:t xml:space="preserve"> </w:t>
@@ -7796,25 +8188,43 @@
         <w:pStyle w:val="FirstParagraph"/>
       </w:pPr>
       <w:r>
-        <w:t xml:space="preserve">Every contrast considered so far confounds weightlessness with the rest of the mission.</w:t>
-      </w:r>
-      <w:r>
-        <w:t xml:space="preserve"> </w:t>
-      </w:r>
-      <w:r>
-        <w:t xml:space="preserve">A flight-versus-ground comparison cannot say whether an absent radiation signature means</w:t>
-      </w:r>
-      <w:r>
-        <w:t xml:space="preserve"> </w:t>
-      </w:r>
-      <w:r>
-        <w:t xml:space="preserve">radiation left no mark or means a microgravity response masked one. The Shenzhou-8 SIMBOX</w:t>
-      </w:r>
-      <w:r>
-        <w:t xml:space="preserve"> </w:t>
-      </w:r>
-      <w:r>
-        <w:t xml:space="preserve">experiment</w:t>
+        <w:t xml:space="preserve">Most flight contrasts considered so far confound weightlessness with the rest of the</w:t>
+      </w:r>
+      <w:r>
+        <w:t xml:space="preserve"> </w:t>
+      </w:r>
+      <w:r>
+        <w:t xml:space="preserve">mission. A flight-versus-ground comparison cannot say whether an absent radiation signature</w:t>
+      </w:r>
+      <w:r>
+        <w:t xml:space="preserve"> </w:t>
+      </w:r>
+      <w:r>
+        <w:t xml:space="preserve">means radiation left no mark or means a microgravity response masked one. OSD-251 and</w:t>
+      </w:r>
+      <w:r>
+        <w:t xml:space="preserve"> </w:t>
+      </w:r>
+      <w:r>
+        <w:t xml:space="preserve">OSD-346 already isolate one half of that question: they are scored against an onboard</w:t>
+      </w:r>
+      <w:r>
+        <w:t xml:space="preserve"> </w:t>
+      </w:r>
+      <w:r>
+        <w:t xml:space="preserve">1 g centrifuge, so their microgravity and partial-gravity contrasts hold radiation and the</w:t>
+      </w:r>
+      <w:r>
+        <w:t xml:space="preserve"> </w:t>
+      </w:r>
+      <w:r>
+        <w:t xml:space="preserve">mission environment constant. Having no ground arm in OSDR, they cannot supply the other</w:t>
+      </w:r>
+      <w:r>
+        <w:t xml:space="preserve"> </w:t>
+      </w:r>
+      <w:r>
+        <w:t xml:space="preserve">half. The Shenzhou-8 SIMBOX experiment</w:t>
       </w:r>
       <w:r>
         <w:t xml:space="preserve"> </w:t>
@@ -7826,13 +8236,13 @@
         <w:t xml:space="preserve"> </w:t>
       </w:r>
       <w:r>
-        <w:t xml:space="preserve">resolves that confound, because it flew a 1 g reference</w:t>
-      </w:r>
-      <w:r>
-        <w:t xml:space="preserve"> </w:t>
-      </w:r>
-      <w:r>
-        <w:t xml:space="preserve">centrifuge alongside the microgravity samples: 6 ATH1 arrays spanning</w:t>
+        <w:t xml:space="preserve">supplies both, because it flew a</w:t>
+      </w:r>
+      <w:r>
+        <w:t xml:space="preserve"> </w:t>
+      </w:r>
+      <w:r>
+        <w:t xml:space="preserve">1 g reference centrifuge alongside the microgravity samples and kept a ground control: 6 ATH1 arrays spanning</w:t>
       </w:r>
       <w:r>
         <w:t xml:space="preserve"> </w:t>
@@ -8132,7 +8542,23 @@
         <w:t xml:space="preserve"> </w:t>
       </w:r>
       <w:r>
-        <w:t xml:space="preserve">experiment provides one:</w:t>
+        <w:t xml:space="preserve">experiment</w:t>
+      </w:r>
+      <w:r>
+        <w:t xml:space="preserve"> </w:t>
+      </w:r>
+      <w:r>
+        <w:t xml:space="preserve">(</w:t>
+      </w:r>
+      <w:r>
+        <w:rPr>
+          <w:b/>
+          <w:bCs/>
+        </w:rPr>
+        <w:t xml:space="preserve">TODO: accession and citation</w:t>
+      </w:r>
+      <w:r>
+        <w:t xml:space="preserve">) provides one:</w:t>
       </w:r>
       <w:r>
         <w:t xml:space="preserve"> </w:t>
@@ -8950,19 +9376,31 @@
         <w:t xml:space="preserve"> </w:t>
       </w:r>
       <w:r>
-        <w:t xml:space="preserve">altered-gravity contrasts spanning 14 missions, no contrast engages the</w:t>
-      </w:r>
-      <w:r>
-        <w:t xml:space="preserve"> </w:t>
-      </w:r>
-      <w:r>
-        <w:t xml:space="preserve">coordinated SOG1/MYB3R response, no DREM transcription factor is altered at 5% FDR, and</w:t>
-      </w:r>
-      <w:r>
-        <w:t xml:space="preserve"> </w:t>
-      </w:r>
-      <w:r>
-        <w:t xml:space="preserve">the TF-activity profile of flight matches no phase of the radiation trajectory. Current</w:t>
+        <w:t xml:space="preserve">altered-gravity contrasts spanning 14 mission groups, one contrast crosses the</w:t>
+      </w:r>
+      <w:r>
+        <w:t xml:space="preserve"> </w:t>
+      </w:r>
+      <w:r>
+        <w:t xml:space="preserve">threshold of the coordinated SOG1/MYB3R index — the 0.38 g centrifuge level of OSD-346,</w:t>
+      </w:r>
+      <w:r>
+        <w:t xml:space="preserve"> </w:t>
+      </w:r>
+      <w:r>
+        <w:t xml:space="preserve">not reproduced by its neighbouring gravity levels and provisional pending a re-score of</w:t>
+      </w:r>
+      <w:r>
+        <w:t xml:space="preserve"> </w:t>
+      </w:r>
+      <w:r>
+        <w:t xml:space="preserve">that study’s controls — no DREM transcription factor is altered at 5% FDR, and the</w:t>
+      </w:r>
+      <w:r>
+        <w:t xml:space="preserve"> </w:t>
+      </w:r>
+      <w:r>
+        <w:t xml:space="preserve">TF-activity profile of flight matches no phase of the radiation trajectory. Current</w:t>
       </w:r>
       <w:r>
         <w:t xml:space="preserve"> </w:t>
@@ -9084,7 +9522,7 @@
         <w:pStyle w:val="BodyText"/>
       </w:pPr>
       <w:r>
-        <w:t xml:space="preserve">One design objection deserves a direct answer: every OSDR flight contrast confounds</w:t>
+        <w:t xml:space="preserve">One design objection deserves a direct answer: most OSDR flight contrasts confound</w:t>
       </w:r>
       <w:r>
         <w:t xml:space="preserve"> </w:t>
@@ -9096,13 +9534,25 @@
         <w:t xml:space="preserve"> </w:t>
       </w:r>
       <w:r>
-        <w:t xml:space="preserve">principle mean a microgravity response was masking one. The Shenzhou-8 experiment, which</w:t>
-      </w:r>
-      <w:r>
-        <w:t xml:space="preserve"> </w:t>
-      </w:r>
-      <w:r>
-        <w:t xml:space="preserve">carried an in-flight 1 g centrifuge, lets that be checked. Separating the mission into a</w:t>
+        <w:t xml:space="preserve">principle mean a microgravity response was masking one. OSD-251 and OSD-346 already supply</w:t>
+      </w:r>
+      <w:r>
+        <w:t xml:space="preserve"> </w:t>
+      </w:r>
+      <w:r>
+        <w:t xml:space="preserve">in-flight 1 g centrifuge contrasts, which isolate weightlessness and partial gravity with</w:t>
+      </w:r>
+      <w:r>
+        <w:t xml:space="preserve"> </w:t>
+      </w:r>
+      <w:r>
+        <w:t xml:space="preserve">radiation held constant, but they have no ground arm. The Shenzhou-8 experiment, which</w:t>
+      </w:r>
+      <w:r>
+        <w:t xml:space="preserve"> </w:t>
+      </w:r>
+      <w:r>
+        <w:t xml:space="preserve">carried an in-flight 1 g centrifuge and a ground control, lets the full split be checked. Separating the mission into a</w:t>
       </w:r>
       <w:r>
         <w:t xml:space="preserve"> </w:t>
@@ -9156,13 +9606,13 @@
         <w:t xml:space="preserve"> </w:t>
       </w:r>
       <w:r>
-        <w:t xml:space="preserve">two apart. That the ISS corpus contains no such control is a limitation of the corpus, not</w:t>
-      </w:r>
-      <w:r>
-        <w:t xml:space="preserve"> </w:t>
-      </w:r>
-      <w:r>
-        <w:t xml:space="preserve">of the analysis.</w:t>
+        <w:t xml:space="preserve">two apart. In the ISS corpus that control exists only in OSD-251 and OSD-346, which lack a</w:t>
+      </w:r>
+      <w:r>
+        <w:t xml:space="preserve"> </w:t>
+      </w:r>
+      <w:r>
+        <w:t xml:space="preserve">ground arm, so the non-microgravity half of the decomposition rests on Shenzhou-8 alone.</w:t>
       </w:r>
     </w:p>
     <w:p>
@@ -9259,7 +9709,19 @@
         <w:t xml:space="preserve"> </w:t>
       </w:r>
       <w:r>
-        <w:t xml:space="preserve">inside the range of variation between two gamma irradiations in different laboratories.</w:t>
+        <w:t xml:space="preserve">inside the range of variation between pairs of gamma-irradiation contrasts from different</w:t>
+      </w:r>
+      <w:r>
+        <w:t xml:space="preserve"> </w:t>
+      </w:r>
+      <w:r>
+        <w:t xml:space="preserve">accessions (15 pairs, six of which come from the single Bourbousse</w:t>
+      </w:r>
+      <w:r>
+        <w:t xml:space="preserve"> </w:t>
+      </w:r>
+      <w:r>
+        <w:t xml:space="preserve">experiment).</w:t>
       </w:r>
       <w:r>
         <w:t xml:space="preserve"> </w:t>
@@ -9338,7 +9800,7 @@
       </w:r>
       <m:oMath>
         <m:r>
-          <m:t>3</m:t>
+          <m:t>4</m:t>
         </m:r>
         <m:r>
           <m:rPr>
@@ -9354,7 +9816,7 @@
           </m:e>
           <m:sup>
             <m:r>
-              <m:t>6</m:t>
+              <m:t>7</m:t>
             </m:r>
           </m:sup>
         </m:sSup>
@@ -9618,19 +10080,54 @@
         <w:pStyle w:val="BodyText"/>
       </w:pPr>
       <w:r>
-        <w:t xml:space="preserve">Cohort B pools four ecotypes (Col-0, WS, Sku5, Sku6) across three timepoints, because</w:t>
-      </w:r>
-      <w:r>
-        <w:t xml:space="preserve"> </w:t>
-      </w:r>
-      <w:r>
-        <w:t xml:space="preserve">splitting on ecotype would leave single-study arms of two timepoints each — too few for</w:t>
-      </w:r>
-      <w:r>
-        <w:t xml:space="preserve"> </w:t>
-      </w:r>
-      <w:r>
-        <w:t xml:space="preserve">a bifurcation to be placed. Ecotype is therefore uncontrolled within that cohort.</w:t>
+        <w:t xml:space="preserve">Cohort B pools two ecotypes (Col-0, WS) and two root-skewing mutants (</w:t>
+      </w:r>
+      <w:r>
+        <w:rPr>
+          <w:i/>
+          <w:iCs/>
+        </w:rPr>
+        <w:t xml:space="preserve">sku5</w:t>
+      </w:r>
+      <w:r>
+        <w:t xml:space="preserve"> </w:t>
+      </w:r>
+      <w:r>
+        <w:t xml:space="preserve">in</w:t>
+      </w:r>
+      <w:r>
+        <w:t xml:space="preserve"> </w:t>
+      </w:r>
+      <w:r>
+        <w:t xml:space="preserve">WS,</w:t>
+      </w:r>
+      <w:r>
+        <w:t xml:space="preserve"> </w:t>
+      </w:r>
+      <w:r>
+        <w:rPr>
+          <w:i/>
+          <w:iCs/>
+        </w:rPr>
+        <w:t xml:space="preserve">sku6</w:t>
+      </w:r>
+      <w:r>
+        <w:t xml:space="preserve"> </w:t>
+      </w:r>
+      <w:r>
+        <w:t xml:space="preserve">in Col-0) across three timepoints, because splitting on genotype would</w:t>
+      </w:r>
+      <w:r>
+        <w:t xml:space="preserve"> </w:t>
+      </w:r>
+      <w:r>
+        <w:t xml:space="preserve">leave single-study arms of two timepoints each — too few for a bifurcation to be placed.</w:t>
+      </w:r>
+      <w:r>
+        <w:t xml:space="preserve"> </w:t>
+      </w:r>
+      <w:r>
+        <w:t xml:space="preserve">Ecotype and genotype are therefore uncontrolled within that cohort.</w:t>
       </w:r>
     </w:p>
     <w:p>
@@ -9854,13 +10351,37 @@
         <w:pStyle w:val="BodyText"/>
       </w:pPr>
       <w:r>
-        <w:t xml:space="preserve">The effective sample size for the flight analysis is 14 missions,</w:t>
-      </w:r>
-      <w:r>
-        <w:t xml:space="preserve"> </w:t>
-      </w:r>
-      <w:r>
-        <w:t xml:space="preserve">several contributing a single study. TF target sets also overlap heavily, so a coefficient</w:t>
+        <w:t xml:space="preserve">The effective sample size for the flight analysis is 14 mission</w:t>
+      </w:r>
+      <w:r>
+        <w:t xml:space="preserve"> </w:t>
+      </w:r>
+      <w:r>
+        <w:t xml:space="preserve">groups, several contributing a single study; one of them is an</w:t>
+      </w:r>
+      <w:r>
+        <w:t xml:space="preserve"> </w:t>
+      </w:r>
+      <w:r>
+        <w:t xml:space="preserve">“unknown”</w:t>
+      </w:r>
+      <w:r>
+        <w:t xml:space="preserve"> </w:t>
+      </w:r>
+      <w:r>
+        <w:t xml:space="preserve">bucket holding</w:t>
+      </w:r>
+      <w:r>
+        <w:t xml:space="preserve"> </w:t>
+      </w:r>
+      <w:r>
+        <w:t xml:space="preserve">the two F-104 parabolic-flight studies (OSD-428, OSD-434), which OSDR records without a</w:t>
+      </w:r>
+      <w:r>
+        <w:t xml:space="preserve"> </w:t>
+      </w:r>
+      <w:r>
+        <w:t xml:space="preserve">mission name. TF target sets also overlap heavily, so a coefficient</w:t>
       </w:r>
       <w:r>
         <w:t xml:space="preserve"> </w:t>
@@ -9991,13 +10512,41 @@
         <w:t xml:space="preserve"> </w:t>
       </w:r>
       <w:r>
-        <w:t xml:space="preserve">on knowing what would have counted as a positive one. No OSDR plant study outside the</w:t>
-      </w:r>
-      <w:r>
-        <w:t xml:space="preserve"> </w:t>
-      </w:r>
-      <w:r>
-        <w:t xml:space="preserve">irradiation cohort carries the coordinated signature; no DREM transcription factor is</w:t>
+        <w:t xml:space="preserve">on knowing what would have counted as a positive one. Outside the labelled irradiations</w:t>
+      </w:r>
+      <w:r>
+        <w:t xml:space="preserve"> </w:t>
+      </w:r>
+      <w:r>
+        <w:t xml:space="preserve">the coordinated signature is called in only 2 contrasts — one</w:t>
+      </w:r>
+      <w:r>
+        <w:t xml:space="preserve"> </w:t>
+      </w:r>
+      <w:r>
+        <w:t xml:space="preserve">in-flight partial-gravity centrifuge level (OSD-346, 0.38 g) and one mutant (OSD-147,</w:t>
+      </w:r>
+      <w:r>
+        <w:t xml:space="preserve"> </w:t>
+      </w:r>
+      <w:r>
+        <w:rPr>
+          <w:i/>
+          <w:iCs/>
+        </w:rPr>
+        <w:t xml:space="preserve">ARG1</w:t>
+      </w:r>
+      <w:r>
+        <w:t xml:space="preserve"> </w:t>
+      </w:r>
+      <w:r>
+        <w:t xml:space="preserve">knockout), at radiation indices of 3.53 and</w:t>
+      </w:r>
+      <w:r>
+        <w:t xml:space="preserve"> </w:t>
+      </w:r>
+      <w:r>
+        <w:t xml:space="preserve">3.23 against a threshold of 1.96; no DREM transcription factor is</w:t>
       </w:r>
       <w:r>
         <w:t xml:space="preserve"> </w:t>
@@ -10049,7 +10598,7 @@
         <w:t xml:space="preserve"> </w:t>
       </w:r>
       <w:r>
-        <w:t xml:space="preserve">variation between two</w:t>
+        <w:t xml:space="preserve">variation between pairs of</w:t>
       </w:r>
       <w:r>
         <w:t xml:space="preserve"> </w:t>
@@ -10060,10 +10609,7 @@
         </m:r>
       </m:oMath>
       <w:r>
-        <w:t xml:space="preserve"> </w:t>
-      </w:r>
-      <w:r>
-        <w:t xml:space="preserve">irradiations in different laboratories, whereas the model’s</w:t>
+        <w:t xml:space="preserve">-irradiation contrasts from different accessions, whereas the model’s</w:t>
       </w:r>
       <w:r>
         <w:t xml:space="preserve"> </w:t>
@@ -10306,29 +10852,42 @@
         <w:t xml:space="preserve">2026)</w:t>
       </w:r>
       <w:r>
-        <w:t xml:space="preserve">; DAP-seq binding from GEO GSE60143</w:t>
-      </w:r>
-      <w:r>
-        <w:t xml:space="preserve"> </w:t>
-      </w:r>
-      <w:r>
-        <w:t xml:space="preserve">(</w:t>
+        <w:t xml:space="preserve">; the</w:t>
+      </w:r>
+      <w:r>
+        <w:t xml:space="preserve"> </w:t>
       </w:r>
       <w:r>
         <w:rPr>
           <w:i/>
           <w:iCs/>
         </w:rPr>
-        <w:t xml:space="preserve">Gene Expression Omnibus GSE60143</w:t>
-      </w:r>
-      <w:r>
-        <w:t xml:space="preserve"> </w:t>
-      </w:r>
-      <w:r>
-        <w:t xml:space="preserve">2026; O’Malley et al. 2016)</w:t>
-      </w:r>
-      <w:r>
-        <w:t xml:space="preserve">; SOG1 ChIP-seq from GSE112529</w:t>
+        <w:t xml:space="preserve">Brassica rapa</w:t>
+      </w:r>
+      <w:r>
+        <w:t xml:space="preserve"> </w:t>
+      </w:r>
+      <w:r>
+        <w:t xml:space="preserve">simulated-GCR libraries</w:t>
+      </w:r>
+      <w:r>
+        <w:t xml:space="preserve"> </w:t>
+      </w:r>
+      <w:r>
+        <w:t xml:space="preserve">are</w:t>
+      </w:r>
+      <w:r>
+        <w:t xml:space="preserve"> </w:t>
+      </w:r>
+      <w:r>
+        <w:rPr>
+          <w:b/>
+          <w:bCs/>
+        </w:rPr>
+        <w:t xml:space="preserve">TODO: accession and citation for the B. rapa dataset</w:t>
+      </w:r>
+      <w:r>
+        <w:t xml:space="preserve">; DAP-seq binding from GEO GSE60143</w:t>
       </w:r>
       <w:r>
         <w:t xml:space="preserve"> </w:t>
@@ -10341,16 +10900,16 @@
           <w:i/>
           <w:iCs/>
         </w:rPr>
-        <w:t xml:space="preserve">Gene Expression Omnibus GSE112529</w:t>
-      </w:r>
-      <w:r>
-        <w:t xml:space="preserve"> </w:t>
-      </w:r>
-      <w:r>
-        <w:t xml:space="preserve">2026; Bourbousse et al. 2018)</w:t>
-      </w:r>
-      <w:r>
-        <w:t xml:space="preserve">; the single-nucleus atlas from GSE226097</w:t>
+        <w:t xml:space="preserve">Gene Expression Omnibus GSE60143</w:t>
+      </w:r>
+      <w:r>
+        <w:t xml:space="preserve"> </w:t>
+      </w:r>
+      <w:r>
+        <w:t xml:space="preserve">2026; O’Malley et al. 2016)</w:t>
+      </w:r>
+      <w:r>
+        <w:t xml:space="preserve">; SOG1 ChIP-seq from GSE112529</w:t>
       </w:r>
       <w:r>
         <w:t xml:space="preserve"> </w:t>
@@ -10363,13 +10922,35 @@
           <w:i/>
           <w:iCs/>
         </w:rPr>
+        <w:t xml:space="preserve">Gene Expression Omnibus GSE112529</w:t>
+      </w:r>
+      <w:r>
+        <w:t xml:space="preserve"> </w:t>
+      </w:r>
+      <w:r>
+        <w:t xml:space="preserve">2026; Bourbousse et al. 2018)</w:t>
+      </w:r>
+      <w:r>
+        <w:t xml:space="preserve">; the single-nucleus atlas from GSE226097</w:t>
+      </w:r>
+      <w:r>
+        <w:t xml:space="preserve"> </w:t>
+      </w:r>
+      <w:r>
+        <w:t xml:space="preserve">(</w:t>
+      </w:r>
+      <w:r>
+        <w:rPr>
+          <w:i/>
+          <w:iCs/>
+        </w:rPr>
         <w:t xml:space="preserve">Gene Expression Omnibus GSE226097</w:t>
       </w:r>
       <w:r>
         <w:t xml:space="preserve"> </w:t>
       </w:r>
       <w:r>
-        <w:t xml:space="preserve">2026; Lee et al. 2023)</w:t>
+        <w:t xml:space="preserve">2026; Lee et al. 2025)</w:t>
       </w:r>
       <w:r>
         <w:t xml:space="preserve">. DREM 2.0.7 is distributed by the Ernst laboratory</w:t>
@@ -10825,13 +11406,19 @@
       </w:r>
     </w:p>
     <w:bookmarkEnd w:id="129"/>
-    <w:bookmarkStart w:id="131" w:name="ref-lee2023atlas"/>
+    <w:bookmarkStart w:id="131" w:name="ref-lee2025atlas"/>
     <w:p>
       <w:pPr>
         <w:pStyle w:val="Bibliography"/>
       </w:pPr>
       <w:r>
-        <w:t xml:space="preserve">Lee, Travis A., Tatsuya Nobori, Natanella Illouz-Eliaz, et al. 2023.</w:t>
+        <w:t xml:space="preserve">Lee, Travis A., Natanella Illouz-Eliaz, Tatsuya Nobori, et al. 2025.</w:t>
+      </w:r>
+      <w:r>
+        <w:t xml:space="preserve"> </w:t>
+      </w:r>
+      <w:r>
+        <w:t xml:space="preserve">“A Single-Cell, Spatial Transcriptomic Atlas of the Arabidopsis Life Cycle.”</w:t>
       </w:r>
       <w:r>
         <w:t xml:space="preserve"> </w:t>
@@ -10841,10 +11428,13 @@
           <w:i/>
           <w:iCs/>
         </w:rPr>
-        <w:t xml:space="preserve">A Single-Nucleus Atlas of Seed-to-Seed Development in Arabidopsis</w:t>
-      </w:r>
-      <w:r>
-        <w:t xml:space="preserve">. bioRxiv.</w:t>
+        <w:t xml:space="preserve">Nature Plants</w:t>
+      </w:r>
+      <w:r>
+        <w:t xml:space="preserve"> </w:t>
+      </w:r>
+      <w:r>
+        <w:t xml:space="preserve">11 (9): 1960–75.</w:t>
       </w:r>
       <w:r>
         <w:t xml:space="preserve"> </w:t>
@@ -10854,7 +11444,7 @@
           <w:rPr>
             <w:rStyle w:val="Hyperlink"/>
           </w:rPr>
-          <w:t xml:space="preserve">https://doi.org/10.1101/2023.03.23.533992</w:t>
+          <w:t xml:space="preserve">https://doi.org/10.1038/s41477-025-02072-z</w:t>
         </w:r>
       </w:hyperlink>
       <w:r>
@@ -11215,7 +11805,7 @@
         <w:t xml:space="preserve"> </w:t>
       </w:r>
       <w:r>
-        <w:t xml:space="preserve">Center of Space Exploration (CoSE).</w:t>
+        <w:t xml:space="preserve">Collaborative Science Environment Inc. (CoSE).</w:t>
       </w:r>
       <w:r>
         <w:t xml:space="preserve"> </w:t>
